--- a/Review_and_Revision/IJDRR-D-26-02276/Complete_Manuscript_Revision_20260919/SUPPLEMENTARY_MATERIAL.docx
+++ b/Review_and_Revision/IJDRR-D-26-02276/Complete_Manuscript_Revision_20260919/SUPPLEMENTARY_MATERIAL.docx
@@ -29,6 +29,21 @@
       </w:pPr>
       <w:r>
         <w:t>S1.1 Task and service domains</w:t>
+      </w:r>
+    </w:p>
+    <w:p>
+      <w:r>
+        <w:t>The superseded model used 92 nodes and 318 edges. Its retained candidate-facility table contains 486 records, but the historical rule selecting 92 from those 486 could not be recovered. The 486 records are a facility candidate table, not a reconstructed original electrical graph. We therefore cannot provide a retrospective justification for every exclusion in that reduction. Neither that selection nor its graph supplies the revised results.</w:t>
+      </w:r>
+    </w:p>
+    <w:p>
+      <w:r>
+        <w:t>The revised inventory follows an explicit selection chain from the retained 4,260-record CEC/HIFLD compilation, CA_substations_MERGED.csv: exact TYPE=SUBSTATION leaves 3,374 records; exact STATUS=IN SERVICE leaves 2,775; valid coordinates and a positive original MAX_VOLT of at least 34.5 kV leave 2,548; coverage by the fixed study-area polygon leaves 310. The polygon is the union of the 2,315 retained tract geometries in Tracts_Within_Expanded_Area.csv, including its boundary, rather than a buffer fitted to the selected stations or community results. The voltage cutoff follows the lower bound of the adopted fragility classes. Missing voltage sentinels are not treated as measured positive voltage. Some retained voltage attributes had previously been inferred, as noted in S1.2. TAP, RISER, and DEADEND records do not become substation damage assets, although physical line junctions remain in the geometric representation. Ownership and membership of the largest connected component are not inventory selection criteria. The predeclared boundary-source exception added no records. These are database filtering counts, not a census of the complete Los Angeles electrical system.</w:t>
+      </w:r>
+    </w:p>
+    <w:p>
+      <w:r>
+        <w:t>Facility adjacency is derived from retained transmission-line geometry projected to EPSG:3310, with retained endpoint/junction snapping, line splitting, and compatible facility registration. A facility pair is linked through a physical line-graph path only when the path contains no intervening registered facility node or its projection anchor; an intermediate station therefore interrupts a direct facility link. Unregistered facility coordinates are not silently treated as registered path blockers. Physical junctions support the paths but are not all counted as facility assets. The retained facility graph has 310 nodes and 1,040 undirected edges, with component sizes 302, 2, 1, 1, 1, 1, 1, and 1. Its underlying collapsed line graph has 68,061 nodes and 69,145 edges. These are different graph representations, neither comparable to the 4,260 database records as an original electrical-network size. Geometric adjacency and registration do not establish switching configuration, line capacity, or verified electrical connectivity.</w:t>
       </w:r>
     </w:p>
     <w:p>
@@ -4466,8 +4481,881 @@
       </w:r>
     </w:p>
     <w:p>
+      <w:pPr>
+        <w:pStyle w:val="Heading2"/>
+      </w:pPr>
       <w:r>
-        <w:t>Source provenance is distinct from output reproducibility. The retained 310 input-readiness table supplies PGA and adopted fragility parameters; CEC/HIFLD inputs provide inventory and network geometry; CGS Map Sheet 48 supplies the primary intensity field; official SCE planning GIS supplies candidate evidence; the frozen coverage table supplies tract IDs, population, NRI-derived SOVI, and hospital indicators; and directed OpenStreetMap routing plus explicit access proxies supplies travel. The table values are the versioned inputs, not a claim that the latest online datasets are identical. Provider terms govern third-party redistribution.</w:t>
+        <w:t>S5.1 Data versions and retained fields</w:t>
+      </w:r>
+    </w:p>
+    <w:p>
+      <w:r>
+        <w:t>Source provenance is distinct from output reproducibility. Table S6 separates identifiable data vintages from extraction dates, feature-edit dates, and years that cannot be established from the retained records. The selection history is documented in the retained PROVENANCE_DECISION.md; the source-vintage record is SYSTEM_EPOCH_SERVICE_BOUNDARY_DECISION.md. The NRI data dictionary supplies its explicit version and field definitions. The population field used here is not replaced by the separate population field in NRI, and neither the NRI version nor the year of another Census product establishes the vintage of the retained tract/population file. No current online release was substituted for an experimental input.</w:t>
+      </w:r>
+    </w:p>
+    <w:p>
+      <w:pPr>
+        <w:pStyle w:val="Caption"/>
+        <w:keepNext/>
+      </w:pPr>
+      <w:r>
+        <w:t>Table S6. Retained data versions, fields, and date limitations.</w:t>
+      </w:r>
+    </w:p>
+    <w:tbl>
+      <w:tblPr>
+        <w:tblW w:type="auto" w:w="0"/>
+        <w:tblLayout w:type="fixed"/>
+        <w:tblLook w:firstColumn="1" w:firstRow="1" w:lastColumn="0" w:lastRow="0" w:noHBand="0" w:noVBand="1" w:val="04A0"/>
+      </w:tblPr>
+      <w:tblGrid>
+        <w:gridCol w:w="1512"/>
+        <w:gridCol w:w="3816"/>
+        <w:gridCol w:w="4464"/>
+      </w:tblGrid>
+      <w:tr>
+        <w:trPr>
+          <w:tblHeader/>
+          <w:cantSplit/>
+        </w:trPr>
+        <w:tc>
+          <w:tcPr>
+            <w:tcW w:type="dxa" w:w="1512"/>
+            <w:tcMar>
+              <w:top w:w="65" w:type="dxa"/>
+              <w:bottom w:w="65" w:type="dxa"/>
+              <w:left w:w="65" w:type="dxa"/>
+              <w:right w:w="65" w:type="dxa"/>
+            </w:tcMar>
+            <w:tcBorders>
+              <w:bottom w:val="single" w:sz="4" w:color="AAAAAA"/>
+            </w:tcBorders>
+          </w:tcPr>
+          <w:p>
+            <w:pPr>
+              <w:spacing w:after="40" w:line="240" w:lineRule="auto"/>
+            </w:pPr>
+            <w:r>
+              <w:rPr>
+                <w:b/>
+                <w:sz w:val="19"/>
+              </w:rPr>
+              <w:t>Input</w:t>
+            </w:r>
+          </w:p>
+        </w:tc>
+        <w:tc>
+          <w:tcPr>
+            <w:tcW w:type="dxa" w:w="3816"/>
+            <w:tcMar>
+              <w:top w:w="65" w:type="dxa"/>
+              <w:bottom w:w="65" w:type="dxa"/>
+              <w:left w:w="65" w:type="dxa"/>
+              <w:right w:w="65" w:type="dxa"/>
+            </w:tcMar>
+            <w:tcBorders>
+              <w:bottom w:val="single" w:sz="4" w:color="AAAAAA"/>
+            </w:tcBorders>
+          </w:tcPr>
+          <w:p>
+            <w:pPr>
+              <w:spacing w:after="40" w:line="240" w:lineRule="auto"/>
+            </w:pPr>
+            <w:r>
+              <w:rPr>
+                <w:b/>
+                <w:sz w:val="19"/>
+              </w:rPr>
+              <w:t>Retained version or field</w:t>
+            </w:r>
+          </w:p>
+        </w:tc>
+        <w:tc>
+          <w:tcPr>
+            <w:tcW w:type="dxa" w:w="4464"/>
+            <w:tcMar>
+              <w:top w:w="65" w:type="dxa"/>
+              <w:bottom w:w="65" w:type="dxa"/>
+              <w:left w:w="65" w:type="dxa"/>
+              <w:right w:w="65" w:type="dxa"/>
+            </w:tcMar>
+            <w:tcBorders>
+              <w:bottom w:val="single" w:sz="4" w:color="AAAAAA"/>
+            </w:tcBorders>
+          </w:tcPr>
+          <w:p>
+            <w:pPr>
+              <w:spacing w:after="40" w:line="240" w:lineRule="auto"/>
+            </w:pPr>
+            <w:r>
+              <w:rPr>
+                <w:b/>
+                <w:sz w:val="19"/>
+              </w:rPr>
+              <w:t>Date interpretation / remaining gap</w:t>
+            </w:r>
+          </w:p>
+        </w:tc>
+      </w:tr>
+      <w:tr>
+        <w:trPr>
+          <w:cantSplit/>
+        </w:trPr>
+        <w:tc>
+          <w:tcPr>
+            <w:tcW w:type="dxa" w:w="1512"/>
+            <w:tcMar>
+              <w:top w:w="65" w:type="dxa"/>
+              <w:bottom w:w="65" w:type="dxa"/>
+              <w:left w:w="65" w:type="dxa"/>
+              <w:right w:w="65" w:type="dxa"/>
+            </w:tcMar>
+            <w:tcBorders>
+              <w:bottom w:val="single" w:sz="4" w:color="AAAAAA"/>
+            </w:tcBorders>
+          </w:tcPr>
+          <w:p>
+            <w:pPr>
+              <w:spacing w:after="40" w:line="240" w:lineRule="auto"/>
+            </w:pPr>
+            <w:r>
+              <w:rPr>
+                <w:b w:val="0"/>
+                <w:sz w:val="19"/>
+              </w:rPr>
+              <w:t>Tract boundaries</w:t>
+            </w:r>
+          </w:p>
+        </w:tc>
+        <w:tc>
+          <w:tcPr>
+            <w:tcW w:type="dxa" w:w="3816"/>
+            <w:tcMar>
+              <w:top w:w="65" w:type="dxa"/>
+              <w:bottom w:w="65" w:type="dxa"/>
+              <w:left w:w="65" w:type="dxa"/>
+              <w:right w:w="65" w:type="dxa"/>
+            </w:tcMar>
+            <w:tcBorders>
+              <w:bottom w:val="single" w:sz="4" w:color="AAAAAA"/>
+            </w:tcBorders>
+          </w:tcPr>
+          <w:p>
+            <w:pPr>
+              <w:spacing w:after="40" w:line="240" w:lineRule="auto"/>
+            </w:pPr>
+            <w:r>
+              <w:rPr>
+                <w:b w:val="0"/>
+                <w:sz w:val="19"/>
+              </w:rPr>
+              <w:t>Tracts_Within_Expanded_Area.csv; GEOID and wkt_geom</w:t>
+            </w:r>
+          </w:p>
+        </w:tc>
+        <w:tc>
+          <w:tcPr>
+            <w:tcW w:type="dxa" w:w="4464"/>
+            <w:tcMar>
+              <w:top w:w="65" w:type="dxa"/>
+              <w:bottom w:w="65" w:type="dxa"/>
+              <w:left w:w="65" w:type="dxa"/>
+              <w:right w:w="65" w:type="dxa"/>
+            </w:tcMar>
+            <w:tcBorders>
+              <w:bottom w:val="single" w:sz="4" w:color="AAAAAA"/>
+            </w:tcBorders>
+          </w:tcPr>
+          <w:p>
+            <w:pPr>
+              <w:spacing w:after="40" w:line="240" w:lineRule="auto"/>
+            </w:pPr>
+            <w:r>
+              <w:rPr>
+                <w:b w:val="0"/>
+                <w:sz w:val="19"/>
+              </w:rPr>
+              <w:t>Specific Census/TIGER geometry release year cannot be established from retained records. The fixed study-area union contains 2,315 tracts; the outcome domain contains 817.</w:t>
+            </w:r>
+          </w:p>
+        </w:tc>
+      </w:tr>
+      <w:tr>
+        <w:trPr>
+          <w:cantSplit/>
+        </w:trPr>
+        <w:tc>
+          <w:tcPr>
+            <w:tcW w:type="dxa" w:w="1512"/>
+            <w:tcMar>
+              <w:top w:w="65" w:type="dxa"/>
+              <w:bottom w:w="65" w:type="dxa"/>
+              <w:left w:w="65" w:type="dxa"/>
+              <w:right w:w="65" w:type="dxa"/>
+            </w:tcMar>
+            <w:tcBorders>
+              <w:bottom w:val="single" w:sz="4" w:color="AAAAAA"/>
+            </w:tcBorders>
+          </w:tcPr>
+          <w:p>
+            <w:pPr>
+              <w:spacing w:after="40" w:line="240" w:lineRule="auto"/>
+            </w:pPr>
+            <w:r>
+              <w:rPr>
+                <w:b w:val="0"/>
+                <w:sz w:val="19"/>
+              </w:rPr>
+              <w:t>Tract population</w:t>
+            </w:r>
+          </w:p>
+        </w:tc>
+        <w:tc>
+          <w:tcPr>
+            <w:tcW w:type="dxa" w:w="3816"/>
+            <w:tcMar>
+              <w:top w:w="65" w:type="dxa"/>
+              <w:bottom w:w="65" w:type="dxa"/>
+              <w:left w:w="65" w:type="dxa"/>
+              <w:right w:w="65" w:type="dxa"/>
+            </w:tcMar>
+            <w:tcBorders>
+              <w:bottom w:val="single" w:sz="4" w:color="AAAAAA"/>
+            </w:tcBorders>
+          </w:tcPr>
+          <w:p>
+            <w:pPr>
+              <w:spacing w:after="40" w:line="240" w:lineRule="auto"/>
+            </w:pPr>
+            <w:r>
+              <w:rPr>
+                <w:b w:val="0"/>
+                <w:sz w:val="19"/>
+              </w:rPr>
+              <w:t>population field in the retained tract file and frozen coverage table</w:t>
+            </w:r>
+          </w:p>
+        </w:tc>
+        <w:tc>
+          <w:tcPr>
+            <w:tcW w:type="dxa" w:w="4464"/>
+            <w:tcMar>
+              <w:top w:w="65" w:type="dxa"/>
+              <w:bottom w:w="65" w:type="dxa"/>
+              <w:left w:w="65" w:type="dxa"/>
+              <w:right w:w="65" w:type="dxa"/>
+            </w:tcMar>
+            <w:tcBorders>
+              <w:bottom w:val="single" w:sz="4" w:color="AAAAAA"/>
+            </w:tcBorders>
+          </w:tcPr>
+          <w:p>
+            <w:pPr>
+              <w:spacing w:after="40" w:line="240" w:lineRule="auto"/>
+            </w:pPr>
+            <w:r>
+              <w:rPr>
+                <w:b w:val="0"/>
+                <w:sz w:val="19"/>
+              </w:rPr>
+              <w:t>Estimate year, original Census table, and original variable code cannot be established. NRI’s separate 2020 population field was not substituted.</w:t>
+            </w:r>
+          </w:p>
+        </w:tc>
+      </w:tr>
+      <w:tr>
+        <w:trPr>
+          <w:cantSplit/>
+        </w:trPr>
+        <w:tc>
+          <w:tcPr>
+            <w:tcW w:type="dxa" w:w="1512"/>
+            <w:tcMar>
+              <w:top w:w="65" w:type="dxa"/>
+              <w:bottom w:w="65" w:type="dxa"/>
+              <w:left w:w="65" w:type="dxa"/>
+              <w:right w:w="65" w:type="dxa"/>
+            </w:tcMar>
+            <w:tcBorders>
+              <w:bottom w:val="single" w:sz="4" w:color="AAAAAA"/>
+            </w:tcBorders>
+          </w:tcPr>
+          <w:p>
+            <w:pPr>
+              <w:spacing w:after="40" w:line="240" w:lineRule="auto"/>
+            </w:pPr>
+            <w:r>
+              <w:rPr>
+                <w:b w:val="0"/>
+                <w:sz w:val="19"/>
+              </w:rPr>
+              <w:t>Social vulnerability</w:t>
+            </w:r>
+          </w:p>
+        </w:tc>
+        <w:tc>
+          <w:tcPr>
+            <w:tcW w:type="dxa" w:w="3816"/>
+            <w:tcMar>
+              <w:top w:w="65" w:type="dxa"/>
+              <w:bottom w:w="65" w:type="dxa"/>
+              <w:left w:w="65" w:type="dxa"/>
+              <w:right w:w="65" w:type="dxa"/>
+            </w:tcMar>
+            <w:tcBorders>
+              <w:bottom w:val="single" w:sz="4" w:color="AAAAAA"/>
+            </w:tcBorders>
+          </w:tcPr>
+          <w:p>
+            <w:pPr>
+              <w:spacing w:after="40" w:line="240" w:lineRule="auto"/>
+            </w:pPr>
+            <w:r>
+              <w:rPr>
+                <w:b w:val="0"/>
+                <w:sz w:val="19"/>
+              </w:rPr>
+              <w:t>FEMA NRI v1.19.0, March 2023; California tract-table derivative, SOVI_SCORE</w:t>
+            </w:r>
+          </w:p>
+        </w:tc>
+        <w:tc>
+          <w:tcPr>
+            <w:tcW w:type="dxa" w:w="4464"/>
+            <w:tcMar>
+              <w:top w:w="65" w:type="dxa"/>
+              <w:bottom w:w="65" w:type="dxa"/>
+              <w:left w:w="65" w:type="dxa"/>
+              <w:right w:w="65" w:type="dxa"/>
+            </w:tcMar>
+            <w:tcBorders>
+              <w:bottom w:val="single" w:sz="4" w:color="AAAAAA"/>
+            </w:tcBorders>
+          </w:tcPr>
+          <w:p>
+            <w:pPr>
+              <w:spacing w:after="40" w:line="240" w:lineRule="auto"/>
+            </w:pPr>
+            <w:r>
+              <w:rPr>
+                <w:b w:val="0"/>
+                <w:sz w:val="19"/>
+              </w:rPr>
+              <w:t>Version confirmed by the retained NRI data dictionary. NRI-derived score; not described as a CDC SVI release.</w:t>
+            </w:r>
+          </w:p>
+        </w:tc>
+      </w:tr>
+      <w:tr>
+        <w:trPr>
+          <w:cantSplit/>
+        </w:trPr>
+        <w:tc>
+          <w:tcPr>
+            <w:tcW w:type="dxa" w:w="1512"/>
+            <w:tcMar>
+              <w:top w:w="65" w:type="dxa"/>
+              <w:bottom w:w="65" w:type="dxa"/>
+              <w:left w:w="65" w:type="dxa"/>
+              <w:right w:w="65" w:type="dxa"/>
+            </w:tcMar>
+            <w:tcBorders>
+              <w:bottom w:val="single" w:sz="4" w:color="AAAAAA"/>
+            </w:tcBorders>
+          </w:tcPr>
+          <w:p>
+            <w:pPr>
+              <w:spacing w:after="40" w:line="240" w:lineRule="auto"/>
+            </w:pPr>
+            <w:r>
+              <w:rPr>
+                <w:b w:val="0"/>
+                <w:sz w:val="19"/>
+              </w:rPr>
+              <w:t>Hospital records</w:t>
+            </w:r>
+          </w:p>
+        </w:tc>
+        <w:tc>
+          <w:tcPr>
+            <w:tcW w:type="dxa" w:w="3816"/>
+            <w:tcMar>
+              <w:top w:w="65" w:type="dxa"/>
+              <w:bottom w:w="65" w:type="dxa"/>
+              <w:left w:w="65" w:type="dxa"/>
+              <w:right w:w="65" w:type="dxa"/>
+            </w:tcMar>
+            <w:tcBorders>
+              <w:bottom w:val="single" w:sz="4" w:color="AAAAAA"/>
+            </w:tcBorders>
+          </w:tcPr>
+          <w:p>
+            <w:pPr>
+              <w:spacing w:after="40" w:line="240" w:lineRule="auto"/>
+            </w:pPr>
+            <w:r>
+              <w:rPr>
+                <w:b w:val="0"/>
+                <w:sz w:val="19"/>
+              </w:rPr>
+              <w:t>hospital_with_tract_expanded.csv; facility IDs and FACILITY_STATUS_DATE; 53 records in 47 strict-SCE tracts</w:t>
+            </w:r>
+          </w:p>
+        </w:tc>
+        <w:tc>
+          <w:tcPr>
+            <w:tcW w:type="dxa" w:w="4464"/>
+            <w:tcMar>
+              <w:top w:w="65" w:type="dxa"/>
+              <w:bottom w:w="65" w:type="dxa"/>
+              <w:left w:w="65" w:type="dxa"/>
+              <w:right w:w="65" w:type="dxa"/>
+            </w:tcMar>
+            <w:tcBorders>
+              <w:bottom w:val="single" w:sz="4" w:color="AAAAAA"/>
+            </w:tcBorders>
+          </w:tcPr>
+          <w:p>
+            <w:pPr>
+              <w:spacing w:after="40" w:line="240" w:lineRule="auto"/>
+            </w:pPr>
+            <w:r>
+              <w:rPr>
+                <w:b w:val="0"/>
+                <w:sz w:val="19"/>
+              </w:rPr>
+              <w:t>Unified directory release/extraction date cannot be established. Individual status dates include 2026-03-07; this is not a date for the entire directory.</w:t>
+            </w:r>
+          </w:p>
+        </w:tc>
+      </w:tr>
+      <w:tr>
+        <w:trPr>
+          <w:cantSplit/>
+        </w:trPr>
+        <w:tc>
+          <w:tcPr>
+            <w:tcW w:type="dxa" w:w="1512"/>
+            <w:tcMar>
+              <w:top w:w="65" w:type="dxa"/>
+              <w:bottom w:w="65" w:type="dxa"/>
+              <w:left w:w="65" w:type="dxa"/>
+              <w:right w:w="65" w:type="dxa"/>
+            </w:tcMar>
+            <w:tcBorders>
+              <w:bottom w:val="single" w:sz="4" w:color="AAAAAA"/>
+            </w:tcBorders>
+          </w:tcPr>
+          <w:p>
+            <w:pPr>
+              <w:spacing w:after="40" w:line="240" w:lineRule="auto"/>
+            </w:pPr>
+            <w:r>
+              <w:rPr>
+                <w:b w:val="0"/>
+                <w:sz w:val="19"/>
+              </w:rPr>
+              <w:t>Seismic intensity</w:t>
+            </w:r>
+          </w:p>
+        </w:tc>
+        <w:tc>
+          <w:tcPr>
+            <w:tcW w:type="dxa" w:w="3816"/>
+            <w:tcMar>
+              <w:top w:w="65" w:type="dxa"/>
+              <w:bottom w:w="65" w:type="dxa"/>
+              <w:left w:w="65" w:type="dxa"/>
+              <w:right w:w="65" w:type="dxa"/>
+            </w:tcMar>
+            <w:tcBorders>
+              <w:bottom w:val="single" w:sz="4" w:color="AAAAAA"/>
+            </w:tcBorders>
+          </w:tcPr>
+          <w:p>
+            <w:pPr>
+              <w:spacing w:after="40" w:line="240" w:lineRule="auto"/>
+            </w:pPr>
+            <w:r>
+              <w:rPr>
+                <w:b w:val="0"/>
+                <w:sz w:val="19"/>
+              </w:rPr>
+              <w:t>CGS Map Sheet 48 retained CA_pt01_GM_maps.csv; PGA-2pc50 (g)</w:t>
+            </w:r>
+          </w:p>
+        </w:tc>
+        <w:tc>
+          <w:tcPr>
+            <w:tcW w:type="dxa" w:w="4464"/>
+            <w:tcMar>
+              <w:top w:w="65" w:type="dxa"/>
+              <w:bottom w:w="65" w:type="dxa"/>
+              <w:left w:w="65" w:type="dxa"/>
+              <w:right w:w="65" w:type="dxa"/>
+            </w:tcMar>
+            <w:tcBorders>
+              <w:bottom w:val="single" w:sz="4" w:color="AAAAAA"/>
+            </w:tcBorders>
+          </w:tcPr>
+          <w:p>
+            <w:pPr>
+              <w:spacing w:after="40" w:line="240" w:lineRule="auto"/>
+            </w:pPr>
+            <w:r>
+              <w:rPr>
+                <w:b w:val="0"/>
+                <w:sz w:val="19"/>
+              </w:rPr>
+              <w:t>Exact retained grid release year cannot be established. The column defines 2% exceedance in 50 years, not a data-vintage year.</w:t>
+            </w:r>
+          </w:p>
+        </w:tc>
+      </w:tr>
+      <w:tr>
+        <w:trPr>
+          <w:cantSplit/>
+        </w:trPr>
+        <w:tc>
+          <w:tcPr>
+            <w:tcW w:type="dxa" w:w="1512"/>
+            <w:tcMar>
+              <w:top w:w="65" w:type="dxa"/>
+              <w:bottom w:w="65" w:type="dxa"/>
+              <w:left w:w="65" w:type="dxa"/>
+              <w:right w:w="65" w:type="dxa"/>
+            </w:tcMar>
+            <w:tcBorders>
+              <w:bottom w:val="single" w:sz="4" w:color="AAAAAA"/>
+            </w:tcBorders>
+          </w:tcPr>
+          <w:p>
+            <w:pPr>
+              <w:spacing w:after="40" w:line="240" w:lineRule="auto"/>
+            </w:pPr>
+            <w:r>
+              <w:rPr>
+                <w:b w:val="0"/>
+                <w:sz w:val="19"/>
+              </w:rPr>
+              <w:t>Station inventory</w:t>
+            </w:r>
+          </w:p>
+        </w:tc>
+        <w:tc>
+          <w:tcPr>
+            <w:tcW w:type="dxa" w:w="3816"/>
+            <w:tcMar>
+              <w:top w:w="65" w:type="dxa"/>
+              <w:bottom w:w="65" w:type="dxa"/>
+              <w:left w:w="65" w:type="dxa"/>
+              <w:right w:w="65" w:type="dxa"/>
+            </w:tcMar>
+            <w:tcBorders>
+              <w:bottom w:val="single" w:sz="4" w:color="AAAAAA"/>
+            </w:tcBorders>
+          </w:tcPr>
+          <w:p>
+            <w:pPr>
+              <w:spacing w:after="40" w:line="240" w:lineRule="auto"/>
+            </w:pPr>
+            <w:r>
+              <w:rPr>
+                <w:b w:val="0"/>
+                <w:sz w:val="19"/>
+              </w:rPr>
+              <w:t>CEC/HIFLD merged inventory; selected-record SOURCEDATE: 2015 (277), 2016 (10), 2018 (10), 2019 (13); CEC crosswalk package July 2022</w:t>
+            </w:r>
+          </w:p>
+        </w:tc>
+        <w:tc>
+          <w:tcPr>
+            <w:tcW w:type="dxa" w:w="4464"/>
+            <w:tcMar>
+              <w:top w:w="65" w:type="dxa"/>
+              <w:bottom w:w="65" w:type="dxa"/>
+              <w:left w:w="65" w:type="dxa"/>
+              <w:right w:w="65" w:type="dxa"/>
+            </w:tcMar>
+            <w:tcBorders>
+              <w:bottom w:val="single" w:sz="4" w:color="AAAAAA"/>
+            </w:tcBorders>
+          </w:tcPr>
+          <w:p>
+            <w:pPr>
+              <w:spacing w:after="40" w:line="240" w:lineRule="auto"/>
+            </w:pPr>
+            <w:r>
+              <w:rPr>
+                <w:b w:val="0"/>
+                <w:sz w:val="19"/>
+              </w:rPr>
+              <w:t>Selected source dates span 2015-06-04 to 2019-01-28. Crosswalk package date does not update every station’s operating status.</w:t>
+            </w:r>
+          </w:p>
+        </w:tc>
+      </w:tr>
+      <w:tr>
+        <w:trPr>
+          <w:cantSplit/>
+        </w:trPr>
+        <w:tc>
+          <w:tcPr>
+            <w:tcW w:type="dxa" w:w="1512"/>
+            <w:tcMar>
+              <w:top w:w="65" w:type="dxa"/>
+              <w:bottom w:w="65" w:type="dxa"/>
+              <w:left w:w="65" w:type="dxa"/>
+              <w:right w:w="65" w:type="dxa"/>
+            </w:tcMar>
+            <w:tcBorders>
+              <w:bottom w:val="single" w:sz="4" w:color="AAAAAA"/>
+            </w:tcBorders>
+          </w:tcPr>
+          <w:p>
+            <w:pPr>
+              <w:spacing w:after="40" w:line="240" w:lineRule="auto"/>
+            </w:pPr>
+            <w:r>
+              <w:rPr>
+                <w:b w:val="0"/>
+                <w:sz w:val="19"/>
+              </w:rPr>
+              <w:t>Transmission lines</w:t>
+            </w:r>
+          </w:p>
+        </w:tc>
+        <w:tc>
+          <w:tcPr>
+            <w:tcW w:type="dxa" w:w="3816"/>
+            <w:tcMar>
+              <w:top w:w="65" w:type="dxa"/>
+              <w:bottom w:w="65" w:type="dxa"/>
+              <w:left w:w="65" w:type="dxa"/>
+              <w:right w:w="65" w:type="dxa"/>
+            </w:tcMar>
+            <w:tcBorders>
+              <w:bottom w:val="single" w:sz="4" w:color="AAAAAA"/>
+            </w:tcBorders>
+          </w:tcPr>
+          <w:p>
+            <w:pPr>
+              <w:spacing w:after="40" w:line="240" w:lineRule="auto"/>
+            </w:pPr>
+            <w:r>
+              <w:rPr>
+                <w:b w:val="0"/>
+                <w:sz w:val="19"/>
+              </w:rPr>
+              <w:t>Retained CEC shapefile: 6,839 features; 6,822 Last_Edi_1 dates in 2016; 17 placeholder dates</w:t>
+            </w:r>
+          </w:p>
+        </w:tc>
+        <w:tc>
+          <w:tcPr>
+            <w:tcW w:type="dxa" w:w="4464"/>
+            <w:tcMar>
+              <w:top w:w="65" w:type="dxa"/>
+              <w:bottom w:w="65" w:type="dxa"/>
+              <w:left w:w="65" w:type="dxa"/>
+              <w:right w:w="65" w:type="dxa"/>
+            </w:tcMar>
+            <w:tcBorders>
+              <w:bottom w:val="single" w:sz="4" w:color="AAAAAA"/>
+            </w:tcBorders>
+          </w:tcPr>
+          <w:p>
+            <w:pPr>
+              <w:spacing w:after="40" w:line="240" w:lineRule="auto"/>
+            </w:pPr>
+            <w:r>
+              <w:rPr>
+                <w:b w:val="0"/>
+                <w:sz w:val="19"/>
+              </w:rPr>
+              <w:t>Latest nonplaceholder feature edit: 2016-09-06. Metadata synchronization in 2023 and wrapper creation in 2024 are not line-update years.</w:t>
+            </w:r>
+          </w:p>
+        </w:tc>
+      </w:tr>
+      <w:tr>
+        <w:trPr>
+          <w:cantSplit/>
+        </w:trPr>
+        <w:tc>
+          <w:tcPr>
+            <w:tcW w:type="dxa" w:w="1512"/>
+            <w:tcMar>
+              <w:top w:w="65" w:type="dxa"/>
+              <w:bottom w:w="65" w:type="dxa"/>
+              <w:left w:w="65" w:type="dxa"/>
+              <w:right w:w="65" w:type="dxa"/>
+            </w:tcMar>
+            <w:tcBorders>
+              <w:bottom w:val="single" w:sz="4" w:color="AAAAAA"/>
+            </w:tcBorders>
+          </w:tcPr>
+          <w:p>
+            <w:pPr>
+              <w:spacing w:after="40" w:line="240" w:lineRule="auto"/>
+            </w:pPr>
+            <w:r>
+              <w:rPr>
+                <w:b w:val="0"/>
+                <w:sz w:val="19"/>
+              </w:rPr>
+              <w:t>SCE candidate evidence</w:t>
+            </w:r>
+          </w:p>
+        </w:tc>
+        <w:tc>
+          <w:tcPr>
+            <w:tcW w:type="dxa" w:w="3816"/>
+            <w:tcMar>
+              <w:top w:w="65" w:type="dxa"/>
+              <w:bottom w:w="65" w:type="dxa"/>
+              <w:left w:w="65" w:type="dxa"/>
+              <w:right w:w="65" w:type="dxa"/>
+            </w:tcMar>
+            <w:tcBorders>
+              <w:bottom w:val="single" w:sz="4" w:color="AAAAAA"/>
+            </w:tcBorders>
+          </w:tcPr>
+          <w:p>
+            <w:pPr>
+              <w:spacing w:after="40" w:line="240" w:lineRule="auto"/>
+            </w:pPr>
+            <w:r>
+              <w:rPr>
+                <w:b w:val="0"/>
+                <w:sz w:val="19"/>
+              </w:rPr>
+              <w:t>Official planning GIS retained 2026-09-14; provider date 2026-08-15</w:t>
+            </w:r>
+          </w:p>
+        </w:tc>
+        <w:tc>
+          <w:tcPr>
+            <w:tcW w:type="dxa" w:w="4464"/>
+            <w:tcMar>
+              <w:top w:w="65" w:type="dxa"/>
+              <w:bottom w:w="65" w:type="dxa"/>
+              <w:left w:w="65" w:type="dxa"/>
+              <w:right w:w="65" w:type="dxa"/>
+            </w:tcMar>
+            <w:tcBorders>
+              <w:bottom w:val="single" w:sz="4" w:color="AAAAAA"/>
+            </w:tcBorders>
+          </w:tcPr>
+          <w:p>
+            <w:pPr>
+              <w:spacing w:after="40" w:line="240" w:lineRule="auto"/>
+            </w:pPr>
+            <w:r>
+              <w:rPr>
+                <w:b w:val="0"/>
+                <w:sz w:val="19"/>
+              </w:rPr>
+              <w:t>Retrieval/provider dates do not validate every candidate geometry or establish actual load shares.</w:t>
+            </w:r>
+          </w:p>
+        </w:tc>
+      </w:tr>
+      <w:tr>
+        <w:trPr>
+          <w:cantSplit/>
+        </w:trPr>
+        <w:tc>
+          <w:tcPr>
+            <w:tcW w:type="dxa" w:w="1512"/>
+            <w:tcMar>
+              <w:top w:w="65" w:type="dxa"/>
+              <w:bottom w:w="65" w:type="dxa"/>
+              <w:left w:w="65" w:type="dxa"/>
+              <w:right w:w="65" w:type="dxa"/>
+            </w:tcMar>
+            <w:tcBorders>
+              <w:bottom w:val="single" w:sz="4" w:color="AAAAAA"/>
+            </w:tcBorders>
+          </w:tcPr>
+          <w:p>
+            <w:pPr>
+              <w:spacing w:after="40" w:line="240" w:lineRule="auto"/>
+            </w:pPr>
+            <w:r>
+              <w:rPr>
+                <w:b w:val="0"/>
+                <w:sz w:val="19"/>
+              </w:rPr>
+              <w:t>Directed roads</w:t>
+            </w:r>
+          </w:p>
+        </w:tc>
+        <w:tc>
+          <w:tcPr>
+            <w:tcW w:type="dxa" w:w="3816"/>
+            <w:tcMar>
+              <w:top w:w="65" w:type="dxa"/>
+              <w:bottom w:w="65" w:type="dxa"/>
+              <w:left w:w="65" w:type="dxa"/>
+              <w:right w:w="65" w:type="dxa"/>
+            </w:tcMar>
+            <w:tcBorders>
+              <w:bottom w:val="single" w:sz="4" w:color="AAAAAA"/>
+            </w:tcBorders>
+          </w:tcPr>
+          <w:p>
+            <w:pPr>
+              <w:spacing w:after="40" w:line="240" w:lineRule="auto"/>
+            </w:pPr>
+            <w:r>
+              <w:rPr>
+                <w:b w:val="0"/>
+                <w:sz w:val="19"/>
+              </w:rPr>
+              <w:t>Retained la_drive.graphml; created 2025-04-16 with OSMnx 2.0.2</w:t>
+            </w:r>
+          </w:p>
+        </w:tc>
+        <w:tc>
+          <w:tcPr>
+            <w:tcW w:type="dxa" w:w="4464"/>
+            <w:tcMar>
+              <w:top w:w="65" w:type="dxa"/>
+              <w:bottom w:w="65" w:type="dxa"/>
+              <w:left w:w="65" w:type="dxa"/>
+              <w:right w:w="65" w:type="dxa"/>
+            </w:tcMar>
+            <w:tcBorders>
+              <w:bottom w:val="single" w:sz="4" w:color="AAAAAA"/>
+            </w:tcBorders>
+          </w:tcPr>
+          <w:p>
+            <w:pPr>
+              <w:spacing w:after="40" w:line="240" w:lineRule="auto"/>
+            </w:pPr>
+            <w:r>
+              <w:rPr>
+                <w:b w:val="0"/>
+                <w:sz w:val="19"/>
+              </w:rPr>
+              <w:t>Extraction date; not a postearthquake road-condition assessment. Explicit facility-access proxies remain assumptions.</w:t>
+            </w:r>
+          </w:p>
+        </w:tc>
+      </w:tr>
+    </w:tbl>
+    <w:p>
+      <w:pPr>
+        <w:pStyle w:val="Note"/>
+      </w:pPr>
+      <w:r>
+        <w:t>Dates refer to the retained experimental inputs. Unknown dates remain unknown; no later online release replaces these data. See S1.1 for inventory selection and S1.3 for access/resource assumptions.</w:t>
+      </w:r>
+    </w:p>
+    <w:p>
+      <w:r>
+        <w:t>The frozen coverage table preserves the exact tract IDs, population, SOVI, and hospital indicators used in the results. This permits calculation from retained values while leaving the unresolved source dates in Table S6 as provenance limitations. The layers represent different periods, not a synchronized present-day system. Provider terms govern third-party redistribution.</w:t>
       </w:r>
     </w:p>
     <w:p>
